--- a/Services/Machines Maintenance/SOMIK/Offer_SOMIK_Skikda.docx
+++ b/Services/Machines Maintenance/SOMIK/Offer_SOMIK_Skikda.docx
@@ -628,47 +628,52 @@
     </w:p>
     <w:p>
       <w:r>
-        <w:t>3. Configured YE LI YBL13S-75L.Z servo motors (X, Y, Z axes)</w:t>
+        <w:t>3. Configured YE LI YBL13S-75L.Z servo motors (X, Y axes) with YPV Series servo drives</w:t>
       </w:r>
     </w:p>
     <w:p>
       <w:r>
-        <w:t>4. Set up YPV Series servo drives</w:t>
+        <w:t>4. Installed DM556 digital stepper driver for the retained SLO-SYN Z-axis stepper motor</w:t>
       </w:r>
     </w:p>
     <w:p>
       <w:r>
-        <w:t>5. Adapted UC300 with servo drives</w:t>
+        <w:t>5. Wired the EPC encoder of the Z-axis into the UC300 fast inputs (MPG port)</w:t>
       </w:r>
     </w:p>
     <w:p>
       <w:r>
-        <w:t>6. Tested the first motor</w:t>
+        <w:t>6. Adapted UC300 with servo drives</w:t>
       </w:r>
     </w:p>
     <w:p>
       <w:r>
-        <w:t>7. Rewired all schematic control for the new system</w:t>
+        <w:t>7. Tested the first motor</w:t>
       </w:r>
     </w:p>
     <w:p>
       <w:r>
-        <w:t>8. Customized Mach3 interface</w:t>
+        <w:t>8. Rewired all schematic control for the new system</w:t>
       </w:r>
     </w:p>
     <w:p>
       <w:r>
-        <w:t>9. Configured travel limits and home positions</w:t>
+        <w:t>9. Customized Mach3 interface</w:t>
       </w:r>
     </w:p>
     <w:p>
       <w:r>
-        <w:t>10. Tested full system</w:t>
+        <w:t>10. Configured travel limits and home positions</w:t>
       </w:r>
     </w:p>
     <w:p>
       <w:r>
-        <w:t>11. Movement tests and operation validation</w:t>
+        <w:t>11. Tested full system</w:t>
+      </w:r>
+    </w:p>
+    <w:p>
+      <w:r>
+        <w:t>12. Movement tests and operation validation</w:t>
       </w:r>
     </w:p>
     <w:p/>
@@ -1220,6 +1225,128 @@
                 <w:b w:val="0"/>
                 <w:sz w:val="20"/>
               </w:rPr>
+              <w:t>DM556 Digital Stepper Driver</w:t>
+            </w:r>
+          </w:p>
+        </w:tc>
+        <w:tc>
+          <w:tcPr>
+            <w:tcW w:type="dxa" w:w="680"/>
+          </w:tcPr>
+          <w:p>
+            <w:pPr>
+              <w:spacing w:before="40" w:after="40"/>
+              <w:jc w:val="center"/>
+            </w:pPr>
+            <w:r/>
+            <w:r>
+              <w:rPr>
+                <w:rFonts w:ascii="Calibri" w:hAnsi="Calibri"/>
+                <w:b w:val="0"/>
+                <w:sz w:val="20"/>
+              </w:rPr>
+              <w:t>1</w:t>
+            </w:r>
+          </w:p>
+        </w:tc>
+        <w:tc>
+          <w:tcPr>
+            <w:tcW w:type="dxa" w:w="1701"/>
+          </w:tcPr>
+          <w:p>
+            <w:pPr>
+              <w:spacing w:before="40" w:after="40"/>
+              <w:jc w:val="center"/>
+            </w:pPr>
+            <w:r/>
+            <w:r>
+              <w:rPr>
+                <w:rFonts w:ascii="Calibri" w:hAnsi="Calibri"/>
+                <w:b w:val="0"/>
+                <w:sz w:val="20"/>
+              </w:rPr>
+              <w:t>3,000</w:t>
+            </w:r>
+          </w:p>
+        </w:tc>
+        <w:tc>
+          <w:tcPr>
+            <w:tcW w:type="dxa" w:w="1701"/>
+          </w:tcPr>
+          <w:p>
+            <w:pPr>
+              <w:spacing w:before="40" w:after="40"/>
+              <w:jc w:val="center"/>
+            </w:pPr>
+            <w:r/>
+            <w:r>
+              <w:rPr>
+                <w:rFonts w:ascii="Calibri" w:hAnsi="Calibri"/>
+                <w:b w:val="0"/>
+                <w:sz w:val="20"/>
+              </w:rPr>
+              <w:t>-</w:t>
+            </w:r>
+          </w:p>
+        </w:tc>
+        <w:tc>
+          <w:tcPr>
+            <w:tcW w:type="dxa" w:w="1701"/>
+          </w:tcPr>
+          <w:p>
+            <w:pPr>
+              <w:spacing w:before="40" w:after="40"/>
+              <w:jc w:val="center"/>
+            </w:pPr>
+            <w:r/>
+            <w:r>
+              <w:rPr>
+                <w:rFonts w:ascii="Calibri" w:hAnsi="Calibri"/>
+                <w:b w:val="0"/>
+                <w:sz w:val="20"/>
+              </w:rPr>
+              <w:t>3,000 DA</w:t>
+            </w:r>
+          </w:p>
+        </w:tc>
+      </w:tr>
+      <w:tr>
+        <w:tc>
+          <w:tcPr>
+            <w:tcW w:type="dxa" w:w="567"/>
+          </w:tcPr>
+          <w:p>
+            <w:pPr>
+              <w:spacing w:before="40" w:after="40"/>
+              <w:jc w:val="center"/>
+            </w:pPr>
+            <w:r/>
+            <w:r>
+              <w:rPr>
+                <w:rFonts w:ascii="Calibri" w:hAnsi="Calibri"/>
+                <w:b w:val="0"/>
+                <w:sz w:val="20"/>
+              </w:rPr>
+              <w:t>5</w:t>
+            </w:r>
+          </w:p>
+        </w:tc>
+        <w:tc>
+          <w:tcPr>
+            <w:tcW w:type="dxa" w:w="3118"/>
+          </w:tcPr>
+          <w:p>
+            <w:pPr>
+              <w:spacing w:before="40" w:after="40"/>
+              <w:jc w:val="center"/>
+            </w:pPr>
+            <w:r/>
+            <w:r>
+              <w:rPr>
+                <w:rFonts w:ascii="Calibri" w:hAnsi="Calibri"/>
+                <w:b w:val="0"/>
+                <w:sz w:val="20"/>
+              </w:rPr>
               <w:t>Box Panel</w:t>
             </w:r>
           </w:p>
@@ -1316,7 +1443,7 @@
           <w:b/>
           <w:sz w:val="22"/>
         </w:rPr>
-        <w:t>Part 1 Total: 400,000.00 DA</w:t>
+        <w:t>Part 1 Total: 403,000.00 DA</w:t>
       </w:r>
     </w:p>
     <w:p/>
@@ -1366,32 +1493,47 @@
     </w:p>
     <w:p>
       <w:r>
-        <w:t>2. Configured Ignition Console (078172)</w:t>
+        <w:t>2. Installed standalone HF-rated Torch Height Control (THC) unit (Proma Compact THC SD) as an electrical barrier protecting the UC300 controller</w:t>
       </w:r>
     </w:p>
     <w:p>
       <w:r>
-        <w:t>3. Configured Manual Gas Mix Console (078532)</w:t>
+        <w:t>3. Wired THC Step/Dir chain: UC300 -&gt; THC unit -&gt; DM556 -&gt; Z-axis stepper motor</w:t>
       </w:r>
     </w:p>
     <w:p>
       <w:r>
-        <w:t>4. Set up Gas Control and Metering Panel (O2/Air/N2)</w:t>
+        <w:t>4. Configured Ignition Console (078172)</w:t>
       </w:r>
     </w:p>
     <w:p>
       <w:r>
-        <w:t>5. Connected plasma torch and torch leads</w:t>
+        <w:t>5. Configured Manual Gas Mix Console (078532)</w:t>
       </w:r>
     </w:p>
     <w:p>
       <w:r>
-        <w:t>6. Configured safety interlocks (coolant, pressure, voltage)</w:t>
+        <w:t>6. Set up Gas Control and Metering Panel (O2/Air/N2)</w:t>
       </w:r>
     </w:p>
     <w:p>
       <w:r>
-        <w:t>7. Cutting tests and operation validation</w:t>
+        <w:t>7. Connected plasma torch and torch leads</w:t>
+      </w:r>
+    </w:p>
+    <w:p>
+      <w:r>
+        <w:t>8. Configured HF grounding and shielding of the ignition console (17 kV)</w:t>
+      </w:r>
+    </w:p>
+    <w:p>
+      <w:r>
+        <w:t>9. Configured safety interlocks (coolant, pressure, voltage)</w:t>
+      </w:r>
+    </w:p>
+    <w:p>
+      <w:r>
+        <w:t>10. Cutting tests and operation validation</w:t>
       </w:r>
     </w:p>
     <w:p/>
@@ -2174,6 +2316,7 @@
                 <w:b w:val="0"/>
                 <w:sz w:val="20"/>
               </w:rPr>
+              <w:t>THC Unit (Proma Compact THC SD, HF-rated)</w:t>
             </w:r>
           </w:p>
         </w:tc>
@@ -2193,6 +2336,7 @@
                 <w:b w:val="0"/>
                 <w:sz w:val="20"/>
               </w:rPr>
+              <w:t>1</w:t>
             </w:r>
           </w:p>
         </w:tc>
@@ -2212,6 +2356,7 @@
                 <w:b w:val="0"/>
                 <w:sz w:val="20"/>
               </w:rPr>
+              <w:t>-</w:t>
             </w:r>
           </w:p>
         </w:tc>
@@ -2231,6 +2376,7 @@
                 <w:b w:val="0"/>
                 <w:sz w:val="20"/>
               </w:rPr>
+              <w:t>180 - 250</w:t>
             </w:r>
           </w:p>
         </w:tc>
@@ -2250,474 +2396,7 @@
                 <w:b w:val="0"/>
                 <w:sz w:val="20"/>
               </w:rPr>
-            </w:r>
-          </w:p>
-        </w:tc>
-      </w:tr>
-      <w:tr>
-        <w:tc>
-          <w:tcPr>
-            <w:tcW w:type="dxa" w:w="567"/>
-          </w:tcPr>
-          <w:p>
-            <w:pPr>
-              <w:spacing w:before="40" w:after="40"/>
-              <w:jc w:val="center"/>
-            </w:pPr>
-            <w:r/>
-            <w:r>
-              <w:rPr>
-                <w:rFonts w:ascii="Calibri" w:hAnsi="Calibri"/>
-                <w:b w:val="0"/>
-                <w:sz w:val="20"/>
-              </w:rPr>
-              <w:t>2</w:t>
-            </w:r>
-          </w:p>
-        </w:tc>
-        <w:tc>
-          <w:tcPr>
-            <w:tcW w:type="dxa" w:w="3118"/>
-          </w:tcPr>
-          <w:p>
-            <w:pPr>
-              <w:spacing w:before="40" w:after="40"/>
-              <w:jc w:val="center"/>
-            </w:pPr>
-            <w:r/>
-            <w:r>
-              <w:rPr>
-                <w:rFonts w:ascii="Calibri" w:hAnsi="Calibri"/>
-                <w:b w:val="0"/>
-                <w:sz w:val="20"/>
-              </w:rPr>
-            </w:r>
-          </w:p>
-        </w:tc>
-        <w:tc>
-          <w:tcPr>
-            <w:tcW w:type="dxa" w:w="680"/>
-          </w:tcPr>
-          <w:p>
-            <w:pPr>
-              <w:spacing w:before="40" w:after="40"/>
-              <w:jc w:val="center"/>
-            </w:pPr>
-            <w:r/>
-            <w:r>
-              <w:rPr>
-                <w:rFonts w:ascii="Calibri" w:hAnsi="Calibri"/>
-                <w:b w:val="0"/>
-                <w:sz w:val="20"/>
-              </w:rPr>
-            </w:r>
-          </w:p>
-        </w:tc>
-        <w:tc>
-          <w:tcPr>
-            <w:tcW w:type="dxa" w:w="1701"/>
-          </w:tcPr>
-          <w:p>
-            <w:pPr>
-              <w:spacing w:before="40" w:after="40"/>
-              <w:jc w:val="center"/>
-            </w:pPr>
-            <w:r/>
-            <w:r>
-              <w:rPr>
-                <w:rFonts w:ascii="Calibri" w:hAnsi="Calibri"/>
-                <w:b w:val="0"/>
-                <w:sz w:val="20"/>
-              </w:rPr>
-            </w:r>
-          </w:p>
-        </w:tc>
-        <w:tc>
-          <w:tcPr>
-            <w:tcW w:type="dxa" w:w="1701"/>
-          </w:tcPr>
-          <w:p>
-            <w:pPr>
-              <w:spacing w:before="40" w:after="40"/>
-              <w:jc w:val="center"/>
-            </w:pPr>
-            <w:r/>
-            <w:r>
-              <w:rPr>
-                <w:rFonts w:ascii="Calibri" w:hAnsi="Calibri"/>
-                <w:b w:val="0"/>
-                <w:sz w:val="20"/>
-              </w:rPr>
-            </w:r>
-          </w:p>
-        </w:tc>
-        <w:tc>
-          <w:tcPr>
-            <w:tcW w:type="dxa" w:w="1701"/>
-          </w:tcPr>
-          <w:p>
-            <w:pPr>
-              <w:spacing w:before="40" w:after="40"/>
-              <w:jc w:val="center"/>
-            </w:pPr>
-            <w:r/>
-            <w:r>
-              <w:rPr>
-                <w:rFonts w:ascii="Calibri" w:hAnsi="Calibri"/>
-                <w:b w:val="0"/>
-                <w:sz w:val="20"/>
-              </w:rPr>
-            </w:r>
-          </w:p>
-        </w:tc>
-      </w:tr>
-      <w:tr>
-        <w:tc>
-          <w:tcPr>
-            <w:tcW w:type="dxa" w:w="567"/>
-          </w:tcPr>
-          <w:p>
-            <w:pPr>
-              <w:spacing w:before="40" w:after="40"/>
-              <w:jc w:val="center"/>
-            </w:pPr>
-            <w:r/>
-            <w:r>
-              <w:rPr>
-                <w:rFonts w:ascii="Calibri" w:hAnsi="Calibri"/>
-                <w:b w:val="0"/>
-                <w:sz w:val="20"/>
-              </w:rPr>
-              <w:t>3</w:t>
-            </w:r>
-          </w:p>
-        </w:tc>
-        <w:tc>
-          <w:tcPr>
-            <w:tcW w:type="dxa" w:w="3118"/>
-          </w:tcPr>
-          <w:p>
-            <w:pPr>
-              <w:spacing w:before="40" w:after="40"/>
-              <w:jc w:val="center"/>
-            </w:pPr>
-            <w:r/>
-            <w:r>
-              <w:rPr>
-                <w:rFonts w:ascii="Calibri" w:hAnsi="Calibri"/>
-                <w:b w:val="0"/>
-                <w:sz w:val="20"/>
-              </w:rPr>
-            </w:r>
-          </w:p>
-        </w:tc>
-        <w:tc>
-          <w:tcPr>
-            <w:tcW w:type="dxa" w:w="680"/>
-          </w:tcPr>
-          <w:p>
-            <w:pPr>
-              <w:spacing w:before="40" w:after="40"/>
-              <w:jc w:val="center"/>
-            </w:pPr>
-            <w:r/>
-            <w:r>
-              <w:rPr>
-                <w:rFonts w:ascii="Calibri" w:hAnsi="Calibri"/>
-                <w:b w:val="0"/>
-                <w:sz w:val="20"/>
-              </w:rPr>
-            </w:r>
-          </w:p>
-        </w:tc>
-        <w:tc>
-          <w:tcPr>
-            <w:tcW w:type="dxa" w:w="1701"/>
-          </w:tcPr>
-          <w:p>
-            <w:pPr>
-              <w:spacing w:before="40" w:after="40"/>
-              <w:jc w:val="center"/>
-            </w:pPr>
-            <w:r/>
-            <w:r>
-              <w:rPr>
-                <w:rFonts w:ascii="Calibri" w:hAnsi="Calibri"/>
-                <w:b w:val="0"/>
-                <w:sz w:val="20"/>
-              </w:rPr>
-            </w:r>
-          </w:p>
-        </w:tc>
-        <w:tc>
-          <w:tcPr>
-            <w:tcW w:type="dxa" w:w="1701"/>
-          </w:tcPr>
-          <w:p>
-            <w:pPr>
-              <w:spacing w:before="40" w:after="40"/>
-              <w:jc w:val="center"/>
-            </w:pPr>
-            <w:r/>
-            <w:r>
-              <w:rPr>
-                <w:rFonts w:ascii="Calibri" w:hAnsi="Calibri"/>
-                <w:b w:val="0"/>
-                <w:sz w:val="20"/>
-              </w:rPr>
-            </w:r>
-          </w:p>
-        </w:tc>
-        <w:tc>
-          <w:tcPr>
-            <w:tcW w:type="dxa" w:w="1701"/>
-          </w:tcPr>
-          <w:p>
-            <w:pPr>
-              <w:spacing w:before="40" w:after="40"/>
-              <w:jc w:val="center"/>
-            </w:pPr>
-            <w:r/>
-            <w:r>
-              <w:rPr>
-                <w:rFonts w:ascii="Calibri" w:hAnsi="Calibri"/>
-                <w:b w:val="0"/>
-                <w:sz w:val="20"/>
-              </w:rPr>
-            </w:r>
-          </w:p>
-        </w:tc>
-      </w:tr>
-      <w:tr>
-        <w:tc>
-          <w:tcPr>
-            <w:tcW w:type="dxa" w:w="567"/>
-          </w:tcPr>
-          <w:p>
-            <w:pPr>
-              <w:spacing w:before="40" w:after="40"/>
-              <w:jc w:val="center"/>
-            </w:pPr>
-            <w:r/>
-            <w:r>
-              <w:rPr>
-                <w:rFonts w:ascii="Calibri" w:hAnsi="Calibri"/>
-                <w:b w:val="0"/>
-                <w:sz w:val="20"/>
-              </w:rPr>
-              <w:t>4</w:t>
-            </w:r>
-          </w:p>
-        </w:tc>
-        <w:tc>
-          <w:tcPr>
-            <w:tcW w:type="dxa" w:w="3118"/>
-          </w:tcPr>
-          <w:p>
-            <w:pPr>
-              <w:spacing w:before="40" w:after="40"/>
-              <w:jc w:val="center"/>
-            </w:pPr>
-            <w:r/>
-            <w:r>
-              <w:rPr>
-                <w:rFonts w:ascii="Calibri" w:hAnsi="Calibri"/>
-                <w:b w:val="0"/>
-                <w:sz w:val="20"/>
-              </w:rPr>
-            </w:r>
-          </w:p>
-        </w:tc>
-        <w:tc>
-          <w:tcPr>
-            <w:tcW w:type="dxa" w:w="680"/>
-          </w:tcPr>
-          <w:p>
-            <w:pPr>
-              <w:spacing w:before="40" w:after="40"/>
-              <w:jc w:val="center"/>
-            </w:pPr>
-            <w:r/>
-            <w:r>
-              <w:rPr>
-                <w:rFonts w:ascii="Calibri" w:hAnsi="Calibri"/>
-                <w:b w:val="0"/>
-                <w:sz w:val="20"/>
-              </w:rPr>
-            </w:r>
-          </w:p>
-        </w:tc>
-        <w:tc>
-          <w:tcPr>
-            <w:tcW w:type="dxa" w:w="1701"/>
-          </w:tcPr>
-          <w:p>
-            <w:pPr>
-              <w:spacing w:before="40" w:after="40"/>
-              <w:jc w:val="center"/>
-            </w:pPr>
-            <w:r/>
-            <w:r>
-              <w:rPr>
-                <w:rFonts w:ascii="Calibri" w:hAnsi="Calibri"/>
-                <w:b w:val="0"/>
-                <w:sz w:val="20"/>
-              </w:rPr>
-            </w:r>
-          </w:p>
-        </w:tc>
-        <w:tc>
-          <w:tcPr>
-            <w:tcW w:type="dxa" w:w="1701"/>
-          </w:tcPr>
-          <w:p>
-            <w:pPr>
-              <w:spacing w:before="40" w:after="40"/>
-              <w:jc w:val="center"/>
-            </w:pPr>
-            <w:r/>
-            <w:r>
-              <w:rPr>
-                <w:rFonts w:ascii="Calibri" w:hAnsi="Calibri"/>
-                <w:b w:val="0"/>
-                <w:sz w:val="20"/>
-              </w:rPr>
-            </w:r>
-          </w:p>
-        </w:tc>
-        <w:tc>
-          <w:tcPr>
-            <w:tcW w:type="dxa" w:w="1701"/>
-          </w:tcPr>
-          <w:p>
-            <w:pPr>
-              <w:spacing w:before="40" w:after="40"/>
-              <w:jc w:val="center"/>
-            </w:pPr>
-            <w:r/>
-            <w:r>
-              <w:rPr>
-                <w:rFonts w:ascii="Calibri" w:hAnsi="Calibri"/>
-                <w:b w:val="0"/>
-                <w:sz w:val="20"/>
-              </w:rPr>
-            </w:r>
-          </w:p>
-        </w:tc>
-      </w:tr>
-      <w:tr>
-        <w:tc>
-          <w:tcPr>
-            <w:tcW w:type="dxa" w:w="567"/>
-          </w:tcPr>
-          <w:p>
-            <w:pPr>
-              <w:spacing w:before="40" w:after="40"/>
-              <w:jc w:val="center"/>
-            </w:pPr>
-            <w:r/>
-            <w:r>
-              <w:rPr>
-                <w:rFonts w:ascii="Calibri" w:hAnsi="Calibri"/>
-                <w:b w:val="0"/>
-                <w:sz w:val="20"/>
-              </w:rPr>
-              <w:t>5</w:t>
-            </w:r>
-          </w:p>
-        </w:tc>
-        <w:tc>
-          <w:tcPr>
-            <w:tcW w:type="dxa" w:w="3118"/>
-          </w:tcPr>
-          <w:p>
-            <w:pPr>
-              <w:spacing w:before="40" w:after="40"/>
-              <w:jc w:val="center"/>
-            </w:pPr>
-            <w:r/>
-            <w:r>
-              <w:rPr>
-                <w:rFonts w:ascii="Calibri" w:hAnsi="Calibri"/>
-                <w:b w:val="0"/>
-                <w:sz w:val="20"/>
-              </w:rPr>
-            </w:r>
-          </w:p>
-        </w:tc>
-        <w:tc>
-          <w:tcPr>
-            <w:tcW w:type="dxa" w:w="680"/>
-          </w:tcPr>
-          <w:p>
-            <w:pPr>
-              <w:spacing w:before="40" w:after="40"/>
-              <w:jc w:val="center"/>
-            </w:pPr>
-            <w:r/>
-            <w:r>
-              <w:rPr>
-                <w:rFonts w:ascii="Calibri" w:hAnsi="Calibri"/>
-                <w:b w:val="0"/>
-                <w:sz w:val="20"/>
-              </w:rPr>
-            </w:r>
-          </w:p>
-        </w:tc>
-        <w:tc>
-          <w:tcPr>
-            <w:tcW w:type="dxa" w:w="1701"/>
-          </w:tcPr>
-          <w:p>
-            <w:pPr>
-              <w:spacing w:before="40" w:after="40"/>
-              <w:jc w:val="center"/>
-            </w:pPr>
-            <w:r/>
-            <w:r>
-              <w:rPr>
-                <w:rFonts w:ascii="Calibri" w:hAnsi="Calibri"/>
-                <w:b w:val="0"/>
-                <w:sz w:val="20"/>
-              </w:rPr>
-            </w:r>
-          </w:p>
-        </w:tc>
-        <w:tc>
-          <w:tcPr>
-            <w:tcW w:type="dxa" w:w="1701"/>
-          </w:tcPr>
-          <w:p>
-            <w:pPr>
-              <w:spacing w:before="40" w:after="40"/>
-              <w:jc w:val="center"/>
-            </w:pPr>
-            <w:r/>
-            <w:r>
-              <w:rPr>
-                <w:rFonts w:ascii="Calibri" w:hAnsi="Calibri"/>
-                <w:b w:val="0"/>
-                <w:sz w:val="20"/>
-              </w:rPr>
-            </w:r>
-          </w:p>
-        </w:tc>
-        <w:tc>
-          <w:tcPr>
-            <w:tcW w:type="dxa" w:w="1701"/>
-          </w:tcPr>
-          <w:p>
-            <w:pPr>
-              <w:spacing w:before="40" w:after="40"/>
-              <w:jc w:val="center"/>
-            </w:pPr>
-            <w:r/>
-            <w:r>
-              <w:rPr>
-                <w:rFonts w:ascii="Calibri" w:hAnsi="Calibri"/>
-                <w:b w:val="0"/>
-                <w:sz w:val="20"/>
-              </w:rPr>
+              <w:t>180 - 250 EUR</w:t>
             </w:r>
           </w:p>
         </w:tc>
@@ -2878,7 +2557,7 @@
                 <w:b w:val="0"/>
                 <w:sz w:val="20"/>
               </w:rPr>
-              <w:t>400,000.00 DA</w:t>
+              <w:t>403,000.00 DA</w:t>
             </w:r>
           </w:p>
         </w:tc>
@@ -2953,7 +2632,15 @@
           <w:b/>
           <w:sz w:val="26"/>
         </w:rPr>
-        <w:t>TOTAL: 550,000.00 DA</w:t>
+        <w:t>TOTAL: 553,000.00 DA</w:t>
+      </w:r>
+    </w:p>
+    <w:p>
+      <w:r>
+        <w:rPr>
+          <w:sz w:val="18"/>
+        </w:rPr>
+        <w:t>Note: Imported parts (Mach3 License, UC300 Motion Controller, THC Unit) are priced separately in EUR.</w:t>
       </w:r>
     </w:p>
     <w:p/>
